--- a/document_templates/russian_library/Исковые_заявления/шаблон_Исковое_заявление_к_интернет-провайдеру.docx
+++ b/document_templates/russian_library/Исковые_заявления/шаблон_Исковое_заявление_к_интернет-провайдеру.docx
@@ -42,7 +42,6 @@
           <w:lang w:val="en-US"/>
         </w:rPr>
       </w:pPr>
-      <w:proofErr w:type="gramStart"/>
       <w:r>
         <w:rPr>
           <w:rFonts w:ascii="Times New Roman" w:hAnsi="Times New Roman" w:cs="Times New Roman"/>
@@ -50,7 +49,7 @@
           <w:szCs w:val="24"/>
           <w:lang w:val="en-US"/>
         </w:rPr>
-        <w:t>{{ court_w_t_w_r_w_prooferr_w_type_gramend_w_r_w_rsidrpr_0008635e_w_rpr_w_rfonts_w_ascii_times_new_roman_w_hansi_times_new_roman_w_cs_times_new_roman_w_sz_w_val_24_w_szcs_w_val_24_w_lang_w_val_en_us_w_rpr_w_t_xml_space_preserve_address }}</w:t>
+        <w:t>{{ court_address }}</w:t>
       </w:r>
     </w:p>
     <w:p>
@@ -151,7 +150,6 @@
           <w:lang w:val="en-US"/>
         </w:rPr>
       </w:pPr>
-      <w:proofErr w:type="gramStart"/>
       <w:r>
         <w:rPr>
           <w:rFonts w:ascii="Times New Roman" w:hAnsi="Times New Roman" w:cs="Times New Roman"/>
@@ -159,72 +157,7 @@
           <w:szCs w:val="24"/>
           <w:lang w:val="en-US"/>
         </w:rPr>
-        <w:t>{{ defendant</w:t>
-      </w:r>
-      <w:proofErr w:type="gramEnd"/>
-      <w:r>
-        <w:rPr>
-          <w:rFonts w:ascii="Times New Roman" w:hAnsi="Times New Roman" w:cs="Times New Roman"/>
-          <w:sz w:val="24"/>
-          <w:szCs w:val="24"/>
-          <w:lang w:val="en-US"/>
-        </w:rPr>
-        <w:t xml:space="preserve"> details }</w:t>
-      </w:r>
-      <w:r>
-        <w:rPr>
-          <w:rFonts w:ascii="Times New Roman" w:hAnsi="Times New Roman" w:cs="Times New Roman"/>
-          <w:sz w:val="24"/>
-          <w:szCs w:val="24"/>
-          <w:lang w:val="en-US"/>
-        </w:rPr>
-        <w:t>}</w:t>
-      </w:r>
-    </w:p>
-    <w:p>
-      <w:pPr>
-        <w:ind w:left="5669"/>
-        <w:jc w:val="both"/>
-        <w:rPr>
-          <w:rFonts w:ascii="Times New Roman" w:hAnsi="Times New Roman" w:cs="Times New Roman"/>
-          <w:sz w:val="24"/>
-          <w:szCs w:val="24"/>
-          <w:lang w:val="en-US"/>
-        </w:rPr>
-      </w:pPr>
-      <w:r>
-        <w:rPr>
-          <w:rFonts w:ascii="Times New Roman" w:hAnsi="Times New Roman" w:cs="Times New Roman"/>
-          <w:sz w:val="24"/>
-          <w:szCs w:val="24"/>
-        </w:rPr>
-        <w:t>Адрес</w:t>
-      </w:r>
-      <w:r>
-        <w:rPr>
-          <w:rFonts w:ascii="Times New Roman" w:hAnsi="Times New Roman" w:cs="Times New Roman"/>
-          <w:sz w:val="24"/>
-          <w:szCs w:val="24"/>
-          <w:lang w:val="en-US"/>
-        </w:rPr>
-        <w:t xml:space="preserve"> </w:t>
-      </w:r>
-      <w:r>
-        <w:rPr>
-          <w:rFonts w:ascii="Times New Roman" w:hAnsi="Times New Roman" w:cs="Times New Roman"/>
-          <w:sz w:val="24"/>
-          <w:szCs w:val="24"/>
-        </w:rPr>
-        <w:t>регистрации</w:t>
-      </w:r>
-      <w:r>
-        <w:rPr>
-          <w:rFonts w:ascii="Times New Roman" w:hAnsi="Times New Roman" w:cs="Times New Roman"/>
-          <w:sz w:val="24"/>
-          <w:szCs w:val="24"/>
-          <w:lang w:val="en-US"/>
-        </w:rPr>
-        <w:t>: {{ defendant_address }}</w:t>
+        <w:t>{{ details_adres_registracii }}</w:t>
       </w:r>
     </w:p>
     <w:p>
@@ -390,7 +323,6 @@
           <w:szCs w:val="24"/>
         </w:rPr>
       </w:pPr>
-      <w:proofErr w:type="gramStart"/>
       <w:r>
         <w:rPr>
           <w:rFonts w:ascii="Times New Roman" w:hAnsi="Times New Roman" w:cs="Times New Roman"/>
@@ -398,7 +330,7 @@
           <w:szCs w:val="24"/>
           <w:lang w:val="en-US"/>
         </w:rPr>
-        <w:t>{{ plaintiff_w_t_w_r_w_prooferr_w_type_gramend_w_r_w_rpr_w_rfonts_w_ascii_times_new_roman_w_hansi_times_new_roman_w_cs_times_new_roman_w_sz_w_val_24_w_szcs_w_val_24_w_lang_w_val_en_us_w_rpr_w_t_xml_space_preserve }}</w:t>
+        <w:t>{{ plaintiff }}</w:t>
       </w:r>
       <w:r>
         <w:rPr>
